--- a/CIS288_Lab02_AndyLiu.docx
+++ b/CIS288_Lab02_AndyLiu.docx
@@ -3261,19 +3261,11 @@
             <w:pPr>
               <w:jc w:val="center"/>
             </w:pPr>
-            <w:proofErr w:type="gramStart"/>
-            <w:r>
-              <w:rPr>
-                <w:color w:val="000000"/>
-              </w:rPr>
-              <w:t>Yes  /</w:t>
-            </w:r>
-            <w:proofErr w:type="gramEnd"/>
-            <w:r>
-              <w:rPr>
-                <w:color w:val="000000"/>
-              </w:rPr>
-              <w:t xml:space="preserve">  No</w:t>
+            <w:r>
+              <w:rPr>
+                <w:color w:val="000000"/>
+              </w:rPr>
+              <w:t xml:space="preserve">Yes </w:t>
             </w:r>
           </w:p>
         </w:tc>
@@ -3384,19 +3376,11 @@
             <w:pPr>
               <w:jc w:val="center"/>
             </w:pPr>
-            <w:proofErr w:type="gramStart"/>
-            <w:r>
-              <w:rPr>
-                <w:color w:val="000000"/>
-              </w:rPr>
-              <w:t>Yes  /</w:t>
-            </w:r>
-            <w:proofErr w:type="gramEnd"/>
-            <w:r>
-              <w:rPr>
-                <w:color w:val="000000"/>
-              </w:rPr>
-              <w:t xml:space="preserve">  No</w:t>
+            <w:r>
+              <w:rPr>
+                <w:color w:val="000000"/>
+              </w:rPr>
+              <w:t xml:space="preserve">Yes  </w:t>
             </w:r>
           </w:p>
         </w:tc>
@@ -3507,19 +3491,11 @@
             <w:pPr>
               <w:jc w:val="center"/>
             </w:pPr>
-            <w:proofErr w:type="gramStart"/>
-            <w:r>
-              <w:rPr>
-                <w:color w:val="000000"/>
-              </w:rPr>
-              <w:t>Yes  /</w:t>
-            </w:r>
-            <w:proofErr w:type="gramEnd"/>
-            <w:r>
-              <w:rPr>
-                <w:color w:val="000000"/>
-              </w:rPr>
-              <w:t xml:space="preserve">  No</w:t>
+            <w:r>
+              <w:rPr>
+                <w:color w:val="000000"/>
+              </w:rPr>
+              <w:t xml:space="preserve">Yes  </w:t>
             </w:r>
           </w:p>
         </w:tc>
